--- a/activities/lab-09-triage-and-draft-in-outlook/Outlook-Thread-Pack.docx
+++ b/activities/lab-09-triage-and-draft-in-outlook/Outlook-Thread-Pack.docx
@@ -4,86 +4,55 @@
   <w:body>
     <w:p>
       <w:pPr>
-        <w:jc w:val="center"/>
+        <w:pStyle w:val="Title"/>
       </w:pPr>
       <w:r>
-        <w:rPr>
-          <w:rFonts w:ascii="Arial" w:hAnsi="Arial"/>
-          <w:b/>
-          <w:color w:val="1F6FEB"/>
-          <w:sz w:val="24"/>
-        </w:rPr>
-        <w:t>LUMINA LIVING PTE LTD</w:t>
-      </w:r>
-    </w:p>
-    <w:p>
-      <w:pPr>
-        <w:jc w:val="center"/>
-      </w:pPr>
-      <w:r>
-        <w:rPr>
-          <w:rFonts w:ascii="Arial" w:hAnsi="Arial"/>
-          <w:b/>
-          <w:sz w:val="48"/>
-        </w:rPr>
-        <w:t>Campaign Escalation Email Thread</w:t>
-      </w:r>
-    </w:p>
-    <w:p>
-      <w:pPr>
-        <w:jc w:val="center"/>
-      </w:pPr>
-      <w:r>
-        <w:t>Synthetic training artifact · Sustainable Workspace campaign</w:t>
+        <w:t>Lumina launch review communication</w:t>
       </w:r>
     </w:p>
     <w:p>
       <w:r>
-        <w:br w:type="page"/>
-      </w:r>
-    </w:p>
-    <w:p>
-      <w:pPr>
-        <w:pStyle w:val="Heading1"/>
-      </w:pPr>
-      <w:r>
-        <w:t>Message 1 — Partner</w:t>
+        <w:t>SW-2026 | Synthetic training example</w:t>
       </w:r>
     </w:p>
     <w:p>
       <w:r>
-        <w:t>Launch assets appear inconsistent with the latest approved brief. Please confirm which version should be used.</w:t>
-      </w:r>
-    </w:p>
-    <w:p>
-      <w:pPr>
-        <w:pStyle w:val="Heading1"/>
-      </w:pPr>
-      <w:r>
-        <w:t>Message 2 — Campaign Lead</w:t>
+        <w:t>Synthetic SW-2026 review, 7 September 2026</w:t>
       </w:r>
     </w:p>
     <w:p>
       <w:r>
-        <w:t>Pause external release. We need owner confirmation and a corrected attachment.</w:t>
-      </w:r>
-    </w:p>
-    <w:p>
-      <w:pPr>
-        <w:pStyle w:val="Heading1"/>
-      </w:pPr>
-      <w:r>
-        <w:t>Message 3 — Operations</w:t>
+        <w:t>Aisha:47 of 56 staff have completed training. I own A01, remaining nine by 24 September.</w:t>
       </w:r>
     </w:p>
     <w:p>
       <w:r>
-        <w:t>The launch date remains provisional until service capacity is confirmed.</w:t>
+        <w:t>Daniel:I propose a SGD 2,000 budget increase.</w:t>
+      </w:r>
+    </w:p>
+    <w:p>
+      <w:r>
+        <w:t>Mei:No increase is approved. Retain SGD 18,000. I own A03, verification by 25 September.</w:t>
+      </w:r>
+    </w:p>
+    <w:p>
+      <w:r>
+        <w:t>Daniel:I own A02, copy review by 23 September. The brief does not support carbon-neutral claims.</w:t>
+      </w:r>
+    </w:p>
+    <w:p>
+      <w:r>
+        <w:t>Harish:I own A04, service readiness by 25 September.</w:t>
+      </w:r>
+    </w:p>
+    <w:p>
+      <w:r>
+        <w:t>Chair:Launch remains planned for1 October, subject to the25 September review. Target120 qualified enquiries is a plan, not an achieved result.</w:t>
       </w:r>
     </w:p>
     <w:sectPr>
       <w:pgSz w:w="12240" w:h="15840"/>
-      <w:pgMar w:top="1008" w:right="1152" w:bottom="1008" w:left="1152" w:header="720" w:footer="720" w:gutter="0"/>
+      <w:pgMar w:top="1440" w:right="1800" w:bottom="1440" w:left="1800" w:header="720" w:footer="720" w:gutter="0"/>
       <w:cols w:space="720"/>
       <w:docGrid w:linePitch="360"/>
     </w:sectPr>
